--- a/backend/app/static/templates/docx/agreement.docx
+++ b/backend/app/static/templates/docx/agreement.docx
@@ -228,7 +228,7 @@
         <w:rPr>
           <w:rFonts w:ascii="Aptos" w:hAnsi="Aptos"/>
         </w:rPr>
-        <w:t>{{ ', ' if living_area else '' }}United Arab Emirates (“Facilitator”).</w:t>
+        <w:t>{{ ', ' if living_area else '' }}{{ living_country }} (“Facilitator”).</w:t>
       </w:r>
     </w:p>
     <w:p>
